--- a/public/6. Biên bản họp lớp.docx
+++ b/public/6. Biên bản họp lớp.docx
@@ -1,6 +1,6 @@
 
 <file path=word/document.xml><?xml version="1.0" encoding="utf-8"?>
-<w:document xmlns:wpc="http://schemas.microsoft.com/office/word/2010/wordprocessingCanvas" xmlns:cx="http://schemas.microsoft.com/office/drawing/2014/chartex" xmlns:mc="http://schemas.openxmlformats.org/markup-compatibility/2006" xmlns:o="urn:schemas-microsoft-com:office:office" xmlns:r="http://schemas.openxmlformats.org/officeDocument/2006/relationships" xmlns:m="http://schemas.openxmlformats.org/officeDocument/2006/math" xmlns:v="urn:schemas-microsoft-com:vml" xmlns:wp14="http://schemas.microsoft.com/office/word/2010/wordprocessingDrawing" xmlns:wp="http://schemas.openxmlformats.org/drawingml/2006/wordprocessingDrawing" xmlns:w10="urn:schemas-microsoft-com:office:word" xmlns:w="http://schemas.openxmlformats.org/wordprocessingml/2006/main" xmlns:w14="http://schemas.microsoft.com/office/word/2010/wordml" xmlns:w15="http://schemas.microsoft.com/office/word/2012/wordml" xmlns:w16se="http://schemas.microsoft.com/office/word/2015/wordml/symex" xmlns:wpg="http://schemas.microsoft.com/office/word/2010/wordprocessingGroup" xmlns:wpi="http://schemas.microsoft.com/office/word/2010/wordprocessingInk" xmlns:wne="http://schemas.microsoft.com/office/word/2006/wordml" xmlns:wps="http://schemas.microsoft.com/office/word/2010/wordprocessingShape" mc:Ignorable="w14 w15 w16se wp14">
+<w:document xmlns:wpc="http://schemas.microsoft.com/office/word/2010/wordprocessingCanvas" xmlns:cx="http://schemas.microsoft.com/office/drawing/2014/chartex" xmlns:cx1="http://schemas.microsoft.com/office/drawing/2015/9/8/chartex" xmlns:cx2="http://schemas.microsoft.com/office/drawing/2015/10/21/chartex" xmlns:cx3="http://schemas.microsoft.com/office/drawing/2016/5/9/chartex" xmlns:cx4="http://schemas.microsoft.com/office/drawing/2016/5/10/chartex" xmlns:cx5="http://schemas.microsoft.com/office/drawing/2016/5/11/chartex" xmlns:cx6="http://schemas.microsoft.com/office/drawing/2016/5/12/chartex" xmlns:cx7="http://schemas.microsoft.com/office/drawing/2016/5/13/chartex" xmlns:cx8="http://schemas.microsoft.com/office/drawing/2016/5/14/chartex" xmlns:mc="http://schemas.openxmlformats.org/markup-compatibility/2006" xmlns:aink="http://schemas.microsoft.com/office/drawing/2016/ink" xmlns:am3d="http://schemas.microsoft.com/office/drawing/2017/model3d" xmlns:o="urn:schemas-microsoft-com:office:office" xmlns:oel="http://schemas.microsoft.com/office/2019/extlst" xmlns:r="http://schemas.openxmlformats.org/officeDocument/2006/relationships" xmlns:m="http://schemas.openxmlformats.org/officeDocument/2006/math" xmlns:v="urn:schemas-microsoft-com:vml" xmlns:wp14="http://schemas.microsoft.com/office/word/2010/wordprocessingDrawing" xmlns:wp="http://schemas.openxmlformats.org/drawingml/2006/wordprocessingDrawing" xmlns:w10="urn:schemas-microsoft-com:office:word" xmlns:w="http://schemas.openxmlformats.org/wordprocessingml/2006/main" xmlns:w14="http://schemas.microsoft.com/office/word/2010/wordml" xmlns:w15="http://schemas.microsoft.com/office/word/2012/wordml" xmlns:w16cex="http://schemas.microsoft.com/office/word/2018/wordml/cex" xmlns:w16cid="http://schemas.microsoft.com/office/word/2016/wordml/cid" xmlns:w16="http://schemas.microsoft.com/office/word/2018/wordml" xmlns:w16du="http://schemas.microsoft.com/office/word/2023/wordml/word16du" xmlns:w16sdtdh="http://schemas.microsoft.com/office/word/2020/wordml/sdtdatahash" xmlns:w16sdtfl="http://schemas.microsoft.com/office/word/2024/wordml/sdtformatlock" xmlns:w16se="http://schemas.microsoft.com/office/word/2015/wordml/symex" xmlns:wpg="http://schemas.microsoft.com/office/word/2010/wordprocessingGroup" xmlns:wpi="http://schemas.microsoft.com/office/word/2010/wordprocessingInk" xmlns:wne="http://schemas.microsoft.com/office/word/2006/wordml" xmlns:wps="http://schemas.microsoft.com/office/word/2010/wordprocessingShape" mc:Ignorable="w14 w15 w16se w16cid w16 w16cex w16sdtdh w16sdtfl w16du wp14">
   <w:body>
     <w:tbl>
       <w:tblPr>
@@ -124,7 +124,7 @@
               <mc:AlternateContent>
                 <mc:Choice Requires="wps">
                   <w:drawing>
-                    <wp:anchor distT="0" distB="0" distL="114300" distR="114300" simplePos="0" relativeHeight="251661312" behindDoc="0" locked="0" layoutInCell="1" allowOverlap="1" wp14:anchorId="02196EC7" wp14:editId="24BB88E2">
+                    <wp:anchor distT="0" distB="0" distL="114300" distR="114300" simplePos="0" relativeHeight="251661312" behindDoc="0" locked="0" layoutInCell="1" allowOverlap="1" wp14:anchorId="5134C6F7" wp14:editId="70C1D130">
                       <wp:simplePos x="0" y="0"/>
                       <wp:positionH relativeFrom="column">
                         <wp:posOffset>436880</wp:posOffset>
@@ -202,7 +202,7 @@
               <mc:AlternateContent>
                 <mc:Choice Requires="wps">
                   <w:drawing>
-                    <wp:anchor distT="0" distB="0" distL="114300" distR="114300" simplePos="0" relativeHeight="251663360" behindDoc="0" locked="0" layoutInCell="1" allowOverlap="1" wp14:anchorId="1D5A2BA0" wp14:editId="27485153">
+                    <wp:anchor distT="0" distB="0" distL="114300" distR="114300" simplePos="0" relativeHeight="251663360" behindDoc="0" locked="0" layoutInCell="1" allowOverlap="1" wp14:anchorId="56830803" wp14:editId="7BD73261">
                       <wp:simplePos x="0" y="0"/>
                       <wp:positionH relativeFrom="column">
                         <wp:posOffset>748665</wp:posOffset>
@@ -301,7 +301,57 @@
                 <w:sz w:val="26"/>
                 <w:szCs w:val="26"/>
               </w:rPr>
-              <w:t xml:space="preserve">Đà Nẵng, ngày {{ngay_ky_d}} tháng {{ngay_ky_m}} năm {{ngay_ky_y}}    </w:t>
+              <w:t xml:space="preserve">Đà Nẵng, ngày </w:t>
+            </w:r>
+            <w:r>
+              <w:rPr>
+                <w:i/>
+                <w:sz w:val="26"/>
+                <w:szCs w:val="26"/>
+              </w:rPr>
+              <w:t xml:space="preserve">    </w:t>
+            </w:r>
+            <w:r>
+              <w:rPr>
+                <w:i/>
+                <w:sz w:val="26"/>
+                <w:szCs w:val="26"/>
+              </w:rPr>
+              <w:t xml:space="preserve"> tháng </w:t>
+            </w:r>
+            <w:r>
+              <w:rPr>
+                <w:i/>
+                <w:sz w:val="26"/>
+                <w:szCs w:val="26"/>
+              </w:rPr>
+              <w:t xml:space="preserve">   </w:t>
+            </w:r>
+            <w:r>
+              <w:rPr>
+                <w:i/>
+                <w:sz w:val="26"/>
+                <w:szCs w:val="26"/>
+              </w:rPr>
+              <w:t xml:space="preserve"> năm {{ngay_ky_y</w:t>
+            </w:r>
+            <w:proofErr w:type="gramStart"/>
+            <w:r>
+              <w:rPr>
+                <w:i/>
+                <w:sz w:val="26"/>
+                <w:szCs w:val="26"/>
+              </w:rPr>
+              <w:t xml:space="preserve">}}   </w:t>
+            </w:r>
+            <w:proofErr w:type="gramEnd"/>
+            <w:r>
+              <w:rPr>
+                <w:i/>
+                <w:sz w:val="26"/>
+                <w:szCs w:val="26"/>
+              </w:rPr>
+              <w:t xml:space="preserve"> </w:t>
             </w:r>
           </w:p>
         </w:tc>
@@ -364,7 +414,7 @@
         <mc:AlternateContent>
           <mc:Choice Requires="wps">
             <w:drawing>
-              <wp:anchor distT="0" distB="0" distL="114300" distR="114300" simplePos="0" relativeHeight="251659264" behindDoc="0" locked="0" layoutInCell="1" allowOverlap="1">
+              <wp:anchor distT="0" distB="0" distL="114300" distR="114300" simplePos="0" relativeHeight="251659264" behindDoc="0" locked="0" layoutInCell="1" allowOverlap="1" wp14:anchorId="09B4A489" wp14:editId="7218C175">
                 <wp:simplePos x="0" y="0"/>
                 <wp:positionH relativeFrom="column">
                   <wp:posOffset>2141591</wp:posOffset>
@@ -431,7 +481,19 @@
         </w:rPr>
       </w:pPr>
       <w:r>
-        <w:t>Hôm nay, ngày {{ngay_hop_lop_d}} tháng {{ngay_hop_lop_m}} năm {{ngay_hop_lop_y}} Đại học Kinh tế - Đại học Đà Nẵng.</w:t>
+        <w:t xml:space="preserve">Hôm nay, ngày </w:t>
+      </w:r>
+      <w:r>
+        <w:t xml:space="preserve">   </w:t>
+      </w:r>
+      <w:r>
+        <w:t xml:space="preserve"> tháng </w:t>
+      </w:r>
+      <w:r>
+        <w:t xml:space="preserve">   </w:t>
+      </w:r>
+      <w:r>
+        <w:t xml:space="preserve"> năm {{ngay_hop_lop_y}} Đại học Kinh tế - Đại học Đà Nẵng.</w:t>
       </w:r>
     </w:p>
     <w:p>
@@ -527,7 +589,23 @@
         </w:rPr>
       </w:pPr>
       <w:r>
-        <w:t>4. Tổng số sinh viên lớp: {{tong_so_sv_lop}}   Tham gia: {{tham_gia_lop}}   Vắng: {{vang_lop}}</w:t>
+        <w:t>4. Tổng số sinh viên lớp: {{tong_so_sv_lop</w:t>
+      </w:r>
+      <w:proofErr w:type="gramStart"/>
+      <w:r>
+        <w:t xml:space="preserve">}}   </w:t>
+      </w:r>
+      <w:proofErr w:type="gramEnd"/>
+      <w:r>
+        <w:t>Tham gia: {{tham_gia_lop</w:t>
+      </w:r>
+      <w:proofErr w:type="gramStart"/>
+      <w:r>
+        <w:t xml:space="preserve">}}   </w:t>
+      </w:r>
+      <w:proofErr w:type="gramEnd"/>
+      <w:r>
+        <w:t>Vắng: {{vang_lop}}</w:t>
       </w:r>
     </w:p>
     <w:p>
@@ -565,7 +643,6 @@
       <w:pPr>
         <w:spacing w:before="60" w:after="60" w:line="276" w:lineRule="auto"/>
         <w:ind w:firstLine="567"/>
-        <w:jc w:val="left"/>
         <w:rPr>
           <w:b/>
           <w:color w:val="000000"/>
@@ -576,42 +653,142 @@
           <w:b/>
           <w:color w:val="000000"/>
         </w:rPr>
-        <w:t>1. Ưu điểm: {{uu_diem}}</w:t>
-      </w:r>
-    </w:p>
-    <w:p>
-      <w:pPr>
-        <w:spacing w:before="60" w:after="60" w:line="276" w:lineRule="auto"/>
+        <w:t xml:space="preserve">1. Ưu điểm: </w:t>
+      </w:r>
+    </w:p>
+    <w:p>
+      <w:pPr>
+        <w:spacing w:before="60" w:after="60" w:line="276" w:lineRule="auto"/>
+        <w:ind w:firstLine="567"/>
         <w:jc w:val="both"/>
         <w:rPr>
-          <w:color w:val="000000"/>
-        </w:rPr>
-      </w:pPr>
-      <w:r/>
-    </w:p>
-    <w:p>
-      <w:pPr>
-        <w:spacing w:before="60" w:after="60" w:line="276" w:lineRule="auto"/>
-        <w:ind w:firstLine="567"/>
-        <w:jc w:val="left"/>
+          <w:bCs/>
+          <w:color w:val="000000"/>
+        </w:rPr>
+      </w:pPr>
+      <w:r>
+        <w:rPr>
+          <w:bCs/>
+          <w:color w:val="000000"/>
+        </w:rPr>
+        <w:t>- Có phẩm chất chính trị tốt lập trường tư tưởng vững vàng, tuyệt đối trung thành với đường lối của Đảng, tác phong đứng đắn, mẫu mực.</w:t>
+      </w:r>
+    </w:p>
+    <w:p>
+      <w:pPr>
+        <w:spacing w:before="60" w:after="60" w:line="276" w:lineRule="auto"/>
+        <w:ind w:firstLine="567"/>
+        <w:jc w:val="both"/>
+        <w:rPr>
+          <w:bCs/>
+          <w:color w:val="000000"/>
+        </w:rPr>
+      </w:pPr>
+      <w:r>
+        <w:rPr>
+          <w:bCs/>
+          <w:color w:val="000000"/>
+        </w:rPr>
+        <w:t>- Có lối sống đạo đức trong sáng, giản dị, luôn có ý thức tu dưỡng và rèn luyện đạo đức, luôn là tấm gương sáng cho các thế hệ noi theo.</w:t>
+      </w:r>
+    </w:p>
+    <w:p>
+      <w:pPr>
+        <w:spacing w:before="60" w:after="60" w:line="276" w:lineRule="auto"/>
+        <w:ind w:firstLine="567"/>
+        <w:jc w:val="both"/>
+        <w:rPr>
+          <w:bCs/>
+          <w:color w:val="000000"/>
+        </w:rPr>
+      </w:pPr>
+      <w:r>
+        <w:rPr>
+          <w:bCs/>
+          <w:color w:val="000000"/>
+        </w:rPr>
+        <w:t>- Có năng lực công tác tốt, luôn tích cực tham gia các hoạt động của chi Đoàn, khoa, Đoàn trường.</w:t>
+      </w:r>
+    </w:p>
+    <w:p>
+      <w:pPr>
+        <w:spacing w:before="60" w:after="60" w:line="276" w:lineRule="auto"/>
+        <w:ind w:firstLine="567"/>
+        <w:jc w:val="both"/>
+        <w:rPr>
+          <w:bCs/>
+          <w:color w:val="000000"/>
+        </w:rPr>
+      </w:pPr>
+      <w:r>
+        <w:rPr>
+          <w:bCs/>
+          <w:color w:val="000000"/>
+        </w:rPr>
+        <w:t>- Tính tình vui vẻ, hòa đồng, luôn giúp đỡ mọi người.</w:t>
+      </w:r>
+    </w:p>
+    <w:p>
+      <w:pPr>
+        <w:spacing w:before="60" w:after="60" w:line="276" w:lineRule="auto"/>
+        <w:ind w:firstLine="567"/>
+        <w:jc w:val="both"/>
+        <w:rPr>
+          <w:bCs/>
+          <w:color w:val="000000"/>
+        </w:rPr>
+      </w:pPr>
+      <w:r>
+        <w:rPr>
+          <w:bCs/>
+          <w:color w:val="000000"/>
+        </w:rPr>
+        <w:t>- Luôn có thái độ cầu thị trong việc nhìn nhận, sửa chữa, khắc phục khuyết điểm của bản thân.</w:t>
+      </w:r>
+    </w:p>
+    <w:p>
+      <w:pPr>
+        <w:spacing w:before="60" w:after="60" w:line="276" w:lineRule="auto"/>
+        <w:ind w:firstLine="567"/>
         <w:rPr>
           <w:b/>
-          <w:color w:val="000000"/>
-        </w:rPr>
-      </w:pPr>
-      <w:r>
-        <w:t>2. Khuyết điểm: {{khuyet_diem}}</w:t>
-      </w:r>
-    </w:p>
-    <w:p>
-      <w:pPr>
-        <w:spacing w:before="60" w:after="60" w:line="276" w:lineRule="auto"/>
+          <w:bCs/>
+        </w:rPr>
+      </w:pPr>
+      <w:r>
+        <w:rPr>
+          <w:b/>
+          <w:bCs/>
+        </w:rPr>
+        <w:t xml:space="preserve">2. Khuyết điểm: </w:t>
+      </w:r>
+    </w:p>
+    <w:p>
+      <w:pPr>
+        <w:spacing w:before="60" w:after="60" w:line="276" w:lineRule="auto"/>
+        <w:ind w:firstLine="567"/>
+        <w:rPr>
+          <w:b/>
+          <w:color w:val="000000"/>
+        </w:rPr>
+      </w:pPr>
+      <w:r>
+        <w:t>- Không có khuyết điểm gì lớn</w:t>
+      </w:r>
+    </w:p>
+    <w:p>
+      <w:pPr>
+        <w:spacing w:before="60" w:after="60" w:line="276" w:lineRule="auto"/>
+        <w:ind w:firstLine="567"/>
         <w:jc w:val="both"/>
         <w:rPr>
           <w:color w:val="000000"/>
         </w:rPr>
       </w:pPr>
-      <w:r/>
+      <w:r>
+        <w:lastRenderedPageBreak/>
+        <w:t>Đối chiếu với các tiêu chuẩn và điều kiện chuyển đảng chính thức, tập thể lớp {{lop}} thuộc khoa {{khoa}} giới thiệu và kính đề nghị tổ chức Đoàn, tổ chức Đảng các cấp xem xét chuyển chính thức đúng thời hạn cho đảng viên dự bị {{ho_ten}}</w:t>
+      </w:r>
     </w:p>
     <w:p>
       <w:pPr>
@@ -623,20 +800,15 @@
         </w:rPr>
       </w:pPr>
       <w:r>
-        <w:t>Đối chiếu với các tiêu chuẩn và điều kiện chuyển đảng chính thức, tập thể lớp {{lop}} thuộc khoa {{khoa}} giới thiệu và kính đề nghị tổ chức Đoàn, tổ chức Đảng các cấp xem xét chuyển chính thức đúng thời hạn cho đảng viên dự bị {{ho_ten}}</w:t>
-      </w:r>
-    </w:p>
-    <w:p>
-      <w:pPr>
-        <w:spacing w:before="60" w:after="60" w:line="276" w:lineRule="auto"/>
-        <w:ind w:firstLine="567"/>
-        <w:jc w:val="both"/>
-        <w:rPr>
-          <w:color w:val="000000"/>
-        </w:rPr>
-      </w:pPr>
-      <w:r>
-        <w:t>Biểu quyết thông qua với sự tán thành của {{tham_gia_lop}} sinh viên (đạt {{ti_le_bb_lop}}%); số không tán thành {{khong_tan_thanh_bb_lop}} sinh viên, với lý do: {{ly_do_khong_tan_thanh_bb_lop}}</w:t>
+        <w:t>Biểu quyết thông qua với sự tán thành của {{tham_gia_lop}} sinh viên (đạt {{ti_le_bb_lop</w:t>
+      </w:r>
+      <w:proofErr w:type="gramStart"/>
+      <w:r>
+        <w:t>}}%</w:t>
+      </w:r>
+      <w:proofErr w:type="gramEnd"/>
+      <w:r>
+        <w:t>); số không tán thành {{khong_tan_thanh_bb_lop}} sinh viên, với lý do: {{ly_do_khong_tan_thanh_bb_lop}}</w:t>
       </w:r>
     </w:p>
     <w:p>
@@ -716,21 +888,6 @@
               <w:t>chủ nhiệm lớp</w:t>
             </w:r>
           </w:p>
-          <w:p>
-            <w:pPr>
-              <w:spacing w:line="276" w:lineRule="auto"/>
-              <w:jc w:val="center"/>
-              <w:rPr>
-                <w:i/>
-              </w:rPr>
-            </w:pPr>
-            <w:r>
-              <w:rPr>
-                <w:i/>
-              </w:rPr>
-              <w:t>(Ký, ghi họ tên)</w:t>
-            </w:r>
-          </w:p>
         </w:tc>
         <w:tc>
           <w:tcPr>
@@ -752,21 +909,6 @@
               <w:t>Thư ký</w:t>
             </w:r>
           </w:p>
-          <w:p>
-            <w:pPr>
-              <w:spacing w:line="276" w:lineRule="auto"/>
-              <w:jc w:val="center"/>
-              <w:rPr>
-                <w:b/>
-              </w:rPr>
-            </w:pPr>
-            <w:r>
-              <w:rPr>
-                <w:i/>
-              </w:rPr>
-              <w:t>(Ký, ghi họ tên)</w:t>
-            </w:r>
-          </w:p>
         </w:tc>
         <w:tc>
           <w:tcPr>
@@ -785,27 +927,231 @@
               <w:rPr>
                 <w:b/>
               </w:rPr>
-              <w:t>Chủ tọa</w:t>
-            </w:r>
-          </w:p>
-          <w:p>
-            <w:pPr>
-              <w:spacing w:line="276" w:lineRule="auto"/>
-              <w:jc w:val="center"/>
-              <w:rPr>
-                <w:b/>
-              </w:rPr>
-            </w:pPr>
-            <w:r>
-              <w:rPr>
-                <w:i/>
-              </w:rPr>
-              <w:t>(Ký, ghi họ tên)</w:t>
+              <w:t>Chủ tọ</w:t>
+            </w:r>
+            <w:r>
+              <w:rPr>
+                <w:b/>
+              </w:rPr>
+              <w:t>a</w:t>
+            </w:r>
+          </w:p>
+        </w:tc>
+      </w:tr>
+      <w:tr>
+        <w:tc>
+          <w:tcPr>
+            <w:tcW w:w="3020" w:type="dxa"/>
+            <w:vAlign w:val="center"/>
+          </w:tcPr>
+          <w:p>
+            <w:pPr>
+              <w:spacing w:line="276" w:lineRule="auto"/>
+              <w:jc w:val="center"/>
+              <w:rPr>
+                <w:b/>
+              </w:rPr>
+            </w:pPr>
+          </w:p>
+          <w:p>
+            <w:pPr>
+              <w:spacing w:line="276" w:lineRule="auto"/>
+              <w:jc w:val="center"/>
+              <w:rPr>
+                <w:b/>
+              </w:rPr>
+            </w:pPr>
+          </w:p>
+          <w:p>
+            <w:pPr>
+              <w:spacing w:line="276" w:lineRule="auto"/>
+              <w:jc w:val="center"/>
+              <w:rPr>
+                <w:b/>
+              </w:rPr>
+            </w:pPr>
+          </w:p>
+          <w:p>
+            <w:pPr>
+              <w:spacing w:line="276" w:lineRule="auto"/>
+              <w:jc w:val="center"/>
+              <w:rPr>
+                <w:b/>
+              </w:rPr>
+            </w:pPr>
+          </w:p>
+          <w:p>
+            <w:pPr>
+              <w:spacing w:line="276" w:lineRule="auto"/>
+              <w:jc w:val="center"/>
+              <w:rPr>
+                <w:b/>
+              </w:rPr>
+            </w:pPr>
+          </w:p>
+          <w:p>
+            <w:pPr>
+              <w:spacing w:line="276" w:lineRule="auto"/>
+              <w:jc w:val="center"/>
+              <w:rPr>
+                <w:b/>
+                <w:bCs/>
+              </w:rPr>
+            </w:pPr>
+            <w:r>
+              <w:rPr>
+                <w:b/>
+                <w:bCs/>
+              </w:rPr>
+              <w:t>{{gvcn}}</w:t>
+            </w:r>
+          </w:p>
+        </w:tc>
+        <w:tc>
+          <w:tcPr>
+            <w:tcW w:w="3021" w:type="dxa"/>
+            <w:vAlign w:val="center"/>
+          </w:tcPr>
+          <w:p>
+            <w:pPr>
+              <w:spacing w:line="276" w:lineRule="auto"/>
+              <w:jc w:val="center"/>
+              <w:rPr>
+                <w:b/>
+              </w:rPr>
+            </w:pPr>
+          </w:p>
+          <w:p>
+            <w:pPr>
+              <w:spacing w:line="276" w:lineRule="auto"/>
+              <w:jc w:val="center"/>
+              <w:rPr>
+                <w:b/>
+              </w:rPr>
+            </w:pPr>
+          </w:p>
+          <w:p>
+            <w:pPr>
+              <w:spacing w:line="276" w:lineRule="auto"/>
+              <w:jc w:val="center"/>
+              <w:rPr>
+                <w:b/>
+              </w:rPr>
+            </w:pPr>
+          </w:p>
+          <w:p>
+            <w:pPr>
+              <w:spacing w:line="276" w:lineRule="auto"/>
+              <w:jc w:val="center"/>
+              <w:rPr>
+                <w:b/>
+              </w:rPr>
+            </w:pPr>
+          </w:p>
+          <w:p>
+            <w:pPr>
+              <w:spacing w:line="276" w:lineRule="auto"/>
+              <w:jc w:val="center"/>
+              <w:rPr>
+                <w:b/>
+              </w:rPr>
+            </w:pPr>
+          </w:p>
+          <w:p>
+            <w:pPr>
+              <w:spacing w:line="276" w:lineRule="auto"/>
+              <w:jc w:val="center"/>
+              <w:rPr>
+                <w:b/>
+                <w:bCs/>
+              </w:rPr>
+            </w:pPr>
+            <w:r>
+              <w:rPr>
+                <w:b/>
+                <w:bCs/>
+              </w:rPr>
+              <w:t>{{thu_ky_lop}}</w:t>
+            </w:r>
+          </w:p>
+        </w:tc>
+        <w:tc>
+          <w:tcPr>
+            <w:tcW w:w="3021" w:type="dxa"/>
+            <w:vAlign w:val="center"/>
+          </w:tcPr>
+          <w:p>
+            <w:pPr>
+              <w:spacing w:line="276" w:lineRule="auto"/>
+              <w:jc w:val="center"/>
+              <w:rPr>
+                <w:b/>
+              </w:rPr>
+            </w:pPr>
+            <w:r>
+              <w:rPr>
+                <w:b/>
+              </w:rPr>
+              <w:br/>
+            </w:r>
+          </w:p>
+          <w:p>
+            <w:pPr>
+              <w:spacing w:line="276" w:lineRule="auto"/>
+              <w:jc w:val="center"/>
+              <w:rPr>
+                <w:b/>
+              </w:rPr>
+            </w:pPr>
+          </w:p>
+          <w:p>
+            <w:pPr>
+              <w:spacing w:line="276" w:lineRule="auto"/>
+              <w:jc w:val="center"/>
+              <w:rPr>
+                <w:b/>
+              </w:rPr>
+            </w:pPr>
+          </w:p>
+          <w:p>
+            <w:pPr>
+              <w:spacing w:line="276" w:lineRule="auto"/>
+              <w:jc w:val="center"/>
+              <w:rPr>
+                <w:b/>
+              </w:rPr>
+            </w:pPr>
+          </w:p>
+          <w:p>
+            <w:pPr>
+              <w:spacing w:line="276" w:lineRule="auto"/>
+              <w:jc w:val="center"/>
+              <w:rPr>
+                <w:b/>
+                <w:bCs/>
+              </w:rPr>
+            </w:pPr>
+            <w:r>
+              <w:rPr>
+                <w:b/>
+                <w:bCs/>
+              </w:rPr>
+              <w:t>{{chu_tri_lop}}</w:t>
             </w:r>
           </w:p>
         </w:tc>
       </w:tr>
     </w:tbl>
+    <w:p>
+      <w:pPr>
+        <w:spacing w:line="276" w:lineRule="auto"/>
+      </w:pPr>
+    </w:p>
+    <w:p>
+      <w:pPr>
+        <w:spacing w:line="276" w:lineRule="auto"/>
+      </w:pPr>
+    </w:p>
     <w:p>
       <w:pPr>
         <w:spacing w:line="276" w:lineRule="auto"/>
@@ -822,7 +1168,7 @@
 </file>
 
 <file path=word/styles.xml><?xml version="1.0" encoding="utf-8"?>
-<w:styles xmlns:mc="http://schemas.openxmlformats.org/markup-compatibility/2006" xmlns:r="http://schemas.openxmlformats.org/officeDocument/2006/relationships" xmlns:w="http://schemas.openxmlformats.org/wordprocessingml/2006/main" xmlns:w14="http://schemas.microsoft.com/office/word/2010/wordml" xmlns:w15="http://schemas.microsoft.com/office/word/2012/wordml" xmlns:w16se="http://schemas.microsoft.com/office/word/2015/wordml/symex" mc:Ignorable="w14 w15 w16se">
+<w:styles xmlns:mc="http://schemas.openxmlformats.org/markup-compatibility/2006" xmlns:r="http://schemas.openxmlformats.org/officeDocument/2006/relationships" xmlns:w="http://schemas.openxmlformats.org/wordprocessingml/2006/main" xmlns:w14="http://schemas.microsoft.com/office/word/2010/wordml" xmlns:w15="http://schemas.microsoft.com/office/word/2012/wordml" xmlns:w16cex="http://schemas.microsoft.com/office/word/2018/wordml/cex" xmlns:w16cid="http://schemas.microsoft.com/office/word/2016/wordml/cid" xmlns:w16="http://schemas.microsoft.com/office/word/2018/wordml" xmlns:w16du="http://schemas.microsoft.com/office/word/2023/wordml/word16du" xmlns:w16sdtdh="http://schemas.microsoft.com/office/word/2020/wordml/sdtdatahash" xmlns:w16sdtfl="http://schemas.microsoft.com/office/word/2024/wordml/sdtformatlock" xmlns:w16se="http://schemas.microsoft.com/office/word/2015/wordml/symex" mc:Ignorable="w14 w15 w16se w16cid w16 w16cex w16sdtdh w16sdtfl w16du">
   <w:docDefaults>
     <w:rPrDefault>
       <w:rPr>
@@ -838,7 +1184,7 @@
       </w:pPr>
     </w:pPrDefault>
   </w:docDefaults>
-  <w:latentStyles w:defLockedState="0" w:defUIPriority="99" w:defSemiHidden="0" w:defUnhideWhenUsed="0" w:defQFormat="0" w:count="371">
+  <w:latentStyles w:defLockedState="0" w:defUIPriority="99" w:defSemiHidden="0" w:defUnhideWhenUsed="0" w:defQFormat="0" w:count="376">
     <w:lsdException w:name="Normal" w:uiPriority="0" w:qFormat="1"/>
     <w:lsdException w:name="heading 1" w:uiPriority="9" w:qFormat="1"/>
     <w:lsdException w:name="heading 2" w:semiHidden="1" w:uiPriority="9" w:unhideWhenUsed="1" w:qFormat="1"/>
@@ -1210,6 +1556,11 @@
     <w:lsdException w:name="List Table 5 Dark Accent 6" w:uiPriority="50"/>
     <w:lsdException w:name="List Table 6 Colorful Accent 6" w:uiPriority="51"/>
     <w:lsdException w:name="List Table 7 Colorful Accent 6" w:uiPriority="52"/>
+    <w:lsdException w:name="Mention" w:semiHidden="1" w:unhideWhenUsed="1"/>
+    <w:lsdException w:name="Smart Hyperlink" w:semiHidden="1" w:unhideWhenUsed="1"/>
+    <w:lsdException w:name="Hashtag" w:semiHidden="1" w:unhideWhenUsed="1"/>
+    <w:lsdException w:name="Unresolved Mention" w:semiHidden="1" w:unhideWhenUsed="1"/>
+    <w:lsdException w:name="Smart Link" w:semiHidden="1" w:unhideWhenUsed="1"/>
   </w:latentStyles>
   <w:style w:type="paragraph" w:default="1" w:styleId="Normal">
     <w:name w:val="Normal"/>

--- a/public/6. Biên bản họp lớp.docx
+++ b/public/6. Biên bản họp lớp.docx
@@ -597,15 +597,21 @@
       </w:r>
       <w:proofErr w:type="gramEnd"/>
       <w:r>
+        <w:tab/>
+      </w:r>
+      <w:r>
         <w:t>Tham gia: {{tham_gia_lop</w:t>
       </w:r>
       <w:proofErr w:type="gramStart"/>
       <w:r>
-        <w:t xml:space="preserve">}}   </w:t>
+        <w:t xml:space="preserve">}}  </w:t>
+      </w:r>
+      <w:r>
+        <w:tab/>
       </w:r>
       <w:proofErr w:type="gramEnd"/>
       <w:r>
-        <w:t>Vắng: {{vang_lop}}</w:t>
+        <w:t xml:space="preserve"> Vắng: {{vang_lop}}</w:t>
       </w:r>
     </w:p>
     <w:p>
